--- a/Parametric-Memory-Milestones-Program.docx
+++ b/Parametric-Memory-Milestones-Program.docx
@@ -502,6 +502,19 @@
       </w:pPr>
       <w:r>
         <w:t>Executive Summary</w:t>
+      </w:r>
+    </w:p>
+    <w:p>
+      <w:pPr>
+        <w:spacing w:after="120"/>
+      </w:pPr>
+      <w:r>
+        <w:rPr>
+          <w:b/>
+          <w:color w:val="2F5496"/>
+          <w:sz w:val="22"/>
+        </w:rPr>
+        <w:t xml:space="preserve">Progress last updated: April 10, 2026 — 7 of 22 milestones SHIPPED, 2 PARTIAL, 13 NOT STARTED</w:t>
       </w:r>
     </w:p>
     <w:p>
@@ -6549,6 +6562,13 @@
               </w:rPr>
               <w:t>PL-1: Stripe go live (test → prod)</w:t>
             </w:r>
+            <w:r>
+              <w:rPr>
+                <w:color w:val="808080"/>
+                <w:sz w:val="20"/>
+              </w:rPr>
+              <w:t xml:space="preserve"> — ⬜ NOT STARTED</w:t>
+            </w:r>
           </w:p>
         </w:tc>
         <w:tc>
@@ -6629,6 +6649,13 @@
               </w:rPr>
               <w:t>PL-2: Google Search Console + SEO</w:t>
             </w:r>
+            <w:r>
+              <w:rPr>
+                <w:color w:val="808080"/>
+                <w:sz w:val="20"/>
+              </w:rPr>
+              <w:t xml:space="preserve"> — ⬜ NOT STARTED</w:t>
+            </w:r>
           </w:p>
         </w:tc>
         <w:tc>
@@ -6708,6 +6735,13 @@
                 <w:sz w:val="19"/>
               </w:rPr>
               <w:t>PL-3: Re-implement TOTP 2FA</w:t>
+            </w:r>
+            <w:r>
+              <w:rPr>
+                <w:color w:val="808080"/>
+                <w:sz w:val="20"/>
+              </w:rPr>
+              <w:t xml:space="preserve"> — ⬜ NOT STARTED</w:t>
             </w:r>
           </w:p>
         </w:tc>
@@ -6856,6 +6890,13 @@
       </w:pPr>
       <w:r>
         <w:t>M-0A: Fix Capacity Proxy Endpoint</w:t>
+      </w:r>
+      <w:r>
+        <w:rPr>
+          <w:color w:val="00B050"/>
+          <w:sz w:val="20"/>
+        </w:rPr>
+        <w:t xml:space="preserve"> — ✅ SHIPPED</w:t>
       </w:r>
     </w:p>
     <w:tbl>
@@ -7193,6 +7234,13 @@
       <w:r>
         <w:t>M-0B: Remove TOTP + Sudo Entirely from Website</w:t>
       </w:r>
+      <w:r>
+        <w:rPr>
+          <w:color w:val="00B050"/>
+          <w:sz w:val="20"/>
+        </w:rPr>
+        <w:t xml:space="preserve"> — ✅ SHIPPED</w:t>
+      </w:r>
     </w:p>
     <w:tbl>
       <w:tblPr>
@@ -8535,6 +8583,13 @@
       <w:r>
         <w:t>M-1A: MMPM Usage Metrics API</w:t>
       </w:r>
+      <w:r>
+        <w:rPr>
+          <w:color w:val="00B050"/>
+          <w:sz w:val="20"/>
+        </w:rPr>
+        <w:t xml:space="preserve"> — ✅ SHIPPED</w:t>
+      </w:r>
     </w:p>
     <w:tbl>
       <w:tblPr>
@@ -8923,6 +8978,13 @@
       <w:r>
         <w:t>M-1B: Dedicated Droplet → Substrate Chain</w:t>
       </w:r>
+      <w:r>
+        <w:rPr>
+          <w:color w:val="808080"/>
+          <w:sz w:val="20"/>
+        </w:rPr>
+        <w:t xml:space="preserve"> — ⬜ NOT STARTED</w:t>
+      </w:r>
     </w:p>
     <w:tbl>
       <w:tblPr>
@@ -9324,6 +9386,13 @@
       <w:r>
         <w:t>M-1C: Onboarding Tier Design</w:t>
       </w:r>
+      <w:r>
+        <w:rPr>
+          <w:color w:val="00B050"/>
+          <w:sz w:val="20"/>
+        </w:rPr>
+        <w:t xml:space="preserve"> — ✅ SHIPPED</w:t>
+      </w:r>
     </w:p>
     <w:tbl>
       <w:tblPr>
@@ -9699,6 +9768,13 @@
       <w:r>
         <w:t>M-1D: Substrate Data Migration (Cross-Host)</w:t>
       </w:r>
+      <w:r>
+        <w:rPr>
+          <w:color w:val="808080"/>
+          <w:sz w:val="20"/>
+        </w:rPr>
+        <w:t xml:space="preserve"> — ⬜ NOT STARTED</w:t>
+      </w:r>
     </w:p>
     <w:tbl>
       <w:tblPr>
@@ -11796,6 +11872,13 @@
       <w:r>
         <w:t>M-2A: Wire Live Usage into Billing Status</w:t>
       </w:r>
+      <w:r>
+        <w:rPr>
+          <w:color w:val="00B050"/>
+          <w:sz w:val="20"/>
+        </w:rPr>
+        <w:t xml:space="preserve"> — ✅ SHIPPED</w:t>
+      </w:r>
     </w:p>
     <w:tbl>
       <w:tblPr>
@@ -12092,6 +12175,13 @@
       <w:r>
         <w:t>M-2B: Dashboard Usage Display</w:t>
       </w:r>
+      <w:r>
+        <w:rPr>
+          <w:color w:val="00B050"/>
+          <w:sz w:val="20"/>
+        </w:rPr>
+        <w:t xml:space="preserve"> — ✅ SHIPPED</w:t>
+      </w:r>
     </w:p>
     <w:tbl>
       <w:tblPr>
@@ -12401,6 +12491,13 @@
       <w:r>
         <w:t>M-2C: Fix Substrate Metering Worker</w:t>
       </w:r>
+      <w:r>
+        <w:rPr>
+          <w:color w:val="00B050"/>
+          <w:sz w:val="20"/>
+        </w:rPr>
+        <w:t xml:space="preserve"> — ✅ SHIPPED</w:t>
+      </w:r>
     </w:p>
     <w:tbl>
       <w:tblPr>
@@ -13460,6 +13557,13 @@
       <w:r>
         <w:t>M-3A: Email Service on Website</w:t>
       </w:r>
+      <w:r>
+        <w:rPr>
+          <w:color w:val="808080"/>
+          <w:sz w:val="20"/>
+        </w:rPr>
+        <w:t xml:space="preserve"> — ⬜ NOT STARTED</w:t>
+      </w:r>
     </w:p>
     <w:tbl>
       <w:tblPr>
@@ -13756,6 +13860,13 @@
       <w:r>
         <w:t>M-3B: Webhook-Triggered Lifecycle Emails</w:t>
       </w:r>
+      <w:r>
+        <w:rPr>
+          <w:color w:val="808080"/>
+          <w:sz w:val="20"/>
+        </w:rPr>
+        <w:t xml:space="preserve"> — ⬜ NOT STARTED</w:t>
+      </w:r>
     </w:p>
     <w:tbl>
       <w:tblPr>
@@ -14092,6 +14203,13 @@
       <w:r>
         <w:t>M-3C: Team Inquiry Notification</w:t>
       </w:r>
+      <w:r>
+        <w:rPr>
+          <w:color w:val="808080"/>
+          <w:sz w:val="20"/>
+        </w:rPr>
+        <w:t xml:space="preserve"> — ⬜ NOT STARTED</w:t>
+      </w:r>
     </w:p>
     <w:tbl>
       <w:tblPr>
@@ -15165,6 +15283,13 @@
       <w:r>
         <w:t>M-4A: GitHub Actions — Website</w:t>
       </w:r>
+      <w:r>
+        <w:rPr>
+          <w:color w:val="ED7D31"/>
+          <w:sz w:val="20"/>
+        </w:rPr>
+        <w:t xml:space="preserve"> — 🔶 PARTIAL</w:t>
+      </w:r>
     </w:p>
     <w:tbl>
       <w:tblPr>
@@ -15461,6 +15586,13 @@
       <w:r>
         <w:t>M-4B: GitHub Actions — Compute</w:t>
       </w:r>
+      <w:r>
+        <w:rPr>
+          <w:color w:val="ED7D31"/>
+          <w:sz w:val="20"/>
+        </w:rPr>
+        <w:t xml:space="preserve"> — 🔶 PARTIAL</w:t>
+      </w:r>
     </w:p>
     <w:tbl>
       <w:tblPr>
@@ -15784,6 +15916,13 @@
       <w:r>
         <w:t>M-4C: Docs Auto-Regeneration</w:t>
       </w:r>
+      <w:r>
+        <w:rPr>
+          <w:color w:val="808080"/>
+          <w:sz w:val="20"/>
+        </w:rPr>
+        <w:t xml:space="preserve"> — ⬜ NOT STARTED</w:t>
+      </w:r>
     </w:p>
     <w:tbl>
       <w:tblPr>
@@ -16429,6 +16568,13 @@
       <w:r>
         <w:t>M-5A: Activate Nginx Rate Limiting</w:t>
       </w:r>
+      <w:r>
+        <w:rPr>
+          <w:color w:val="808080"/>
+          <w:sz w:val="20"/>
+        </w:rPr>
+        <w:t xml:space="preserve"> — ⬜ NOT STARTED</w:t>
+      </w:r>
     </w:p>
     <w:tbl>
       <w:tblPr>
@@ -16738,6 +16884,13 @@
       <w:r>
         <w:t>M-5B: E2E: Per-Tier Customer Journey Tests</w:t>
       </w:r>
+      <w:r>
+        <w:rPr>
+          <w:color w:val="808080"/>
+          <w:sz w:val="20"/>
+        </w:rPr>
+        <w:t xml:space="preserve"> — ⬜ NOT STARTED</w:t>
+      </w:r>
     </w:p>
     <w:tbl>
       <w:tblPr>
@@ -17165,6 +17318,13 @@
       <w:r>
         <w:t>M-5C: Developer Portal</w:t>
       </w:r>
+      <w:r>
+        <w:rPr>
+          <w:color w:val="808080"/>
+          <w:sz w:val="20"/>
+        </w:rPr>
+        <w:t xml:space="preserve"> — ⬜ NOT STARTED</w:t>
+      </w:r>
     </w:p>
     <w:tbl>
       <w:tblPr>
@@ -17461,6 +17621,13 @@
       <w:r>
         <w:t>M-5D: Contact Page &amp; Ops Graduation</w:t>
       </w:r>
+      <w:r>
+        <w:rPr>
+          <w:color w:val="808080"/>
+          <w:sz w:val="20"/>
+        </w:rPr>
+        <w:t xml:space="preserve"> — ⬜ NOT STARTED</w:t>
+      </w:r>
     </w:p>
     <w:tbl>
       <w:tblPr>
@@ -18831,6 +18998,13 @@
       <w:r>
         <w:t>PL-1: Stripe: Go Live (Test → Production)</w:t>
       </w:r>
+      <w:r>
+        <w:rPr>
+          <w:color w:val="808080"/>
+          <w:sz w:val="20"/>
+        </w:rPr>
+        <w:t xml:space="preserve"> — ⬜ NOT STARTED</w:t>
+      </w:r>
     </w:p>
     <w:tbl>
       <w:tblPr>
@@ -19284,6 +19458,13 @@
       <w:r>
         <w:t>PL-2: Google Search Console + Indexation</w:t>
       </w:r>
+      <w:r>
+        <w:rPr>
+          <w:color w:val="808080"/>
+          <w:sz w:val="20"/>
+        </w:rPr>
+        <w:t xml:space="preserve"> — ⬜ NOT STARTED</w:t>
+      </w:r>
     </w:p>
     <w:tbl>
       <w:tblPr>
@@ -19592,6 +19773,13 @@
       </w:pPr>
       <w:r>
         <w:t>PL-3: Re-implement TOTP Two-Factor Authentication</w:t>
+      </w:r>
+      <w:r>
+        <w:rPr>
+          <w:color w:val="808080"/>
+          <w:sz w:val="20"/>
+        </w:rPr>
+        <w:t xml:space="preserve"> — ⬜ NOT STARTED</w:t>
       </w:r>
     </w:p>
     <w:tbl>

--- a/Parametric-Memory-Milestones-Program.docx
+++ b/Parametric-Memory-Milestones-Program.docx
@@ -8980,10 +8980,31 @@
       </w:r>
       <w:r>
         <w:rPr>
-          <w:color w:val="808080"/>
+          <w:color w:val="B8860B"/>
           <w:sz w:val="20"/>
         </w:rPr>
-        <w:t xml:space="preserve"> — ⬜ NOT STARTED</w:t>
+        <w:t xml:space="preserve"> — 🟡 PARTIAL (crash recovery pending)</w:t>
+      </w:r>
+    </w:p>
+    <w:p>
+      <w:pPr>
+        <w:spacing w:before="120" w:after="120"/>
+      </w:pPr>
+      <w:r>
+        <w:rPr>
+          <w:rFonts w:ascii="Arial" w:hAnsi="Arial"/>
+          <w:b/>
+          <w:sz w:val="19"/>
+          <w:color w:val="B8860B"/>
+        </w:rPr>
+        <w:t xml:space="preserve">Status reassessed April 10, 2026. </w:t>
+      </w:r>
+      <w:r>
+        <w:rPr>
+          <w:rFonts w:ascii="Arial" w:hAnsi="Arial"/>
+          <w:sz w:val="19"/>
+        </w:rPr>
+        <w:t xml:space="preserve">Code review found this milestone is ~90% implemented and tested — the dedicated chain was built incrementally through Sprints A-4, B-2, and B-3 as a unified substrate-provisioner.ts worker (not a separate dedicated-provisioner.ts as originally planned). Phase 1 branches on hosting model; Phases 2–4 are shared code. Schema, orphan reconciler, golden image validation, and integration tests (tests/integration/dedicated-provisioner.test.ts, 604 lines) are already in place. Remaining work is a focused crash-recovery hardening pass: (1) the processPendingQueue recovery branch at substrate-provisioner.ts:1027–1064 does not select hosting_model / droplet_ip / host_id and defaults to the shared SUBSTRATE_SSH_HOST, so a crash mid-dedicated-provision recovers against the wrong host; (2) Phase 0 queue-only crashes (droplet created, substrate row not yet inserted) fall through the JOIN-based query and sit in ‘processing’ forever — needs a separate branch that reads queue.phase=‘droplet_creating’ + droplet_id and either resumes from container_deploy or marks failed. Estimated 0.5 sessions. Also note: the port allocation race flagged in SPRINT_PLAN_HARDENING.md Sprint 1 was already resolved by migrations 058/059 (substrate_port_pool table with FOR UPDATE SKIP LOCKED).</w:t>
       </w:r>
     </w:p>
     <w:tbl>
